--- a/Resume/Viatris/Navneet_Vishwakarma_Resume.docx
+++ b/Resume/Viatris/Navneet_Vishwakarma_Resume.docx
@@ -4,7 +4,7 @@
   <w:body>
     <w:p>
       <w:pPr>
-        <w:spacing w:after="40" w:line="400" w:lineRule="exact"/>
+        <w:spacing w:after="20" w:line="340" w:lineRule="exact"/>
         <w:jc w:val="center"/>
       </w:pPr>
       <w:r>
@@ -13,14 +13,14 @@
           <w:b/>
           <w:i w:val="0"/>
           <w:color w:val="16538D"/>
-          <w:sz w:val="34"/>
+          <w:sz w:val="30"/>
         </w:rPr>
         <w:t>NAVNEET VISHWAKARMA</w:t>
       </w:r>
     </w:p>
     <w:p>
       <w:pPr>
-        <w:spacing w:after="40" w:line="220" w:lineRule="exact"/>
+        <w:spacing w:after="30" w:line="200" w:lineRule="exact"/>
         <w:jc w:val="center"/>
       </w:pPr>
       <w:r>
@@ -29,14 +29,14 @@
           <w:b w:val="0"/>
           <w:i w:val="0"/>
           <w:color w:val="555555"/>
-          <w:sz w:val="17"/>
+          <w:sz w:val="16"/>
         </w:rPr>
         <w:t>IT Support Engineer  |  Linux Administrator  |  Infrastructure Operations  |  Technical Support</w:t>
       </w:r>
     </w:p>
     <w:p>
       <w:pPr>
-        <w:spacing w:after="20" w:line="220" w:lineRule="exact"/>
+        <w:spacing w:after="10" w:line="200" w:lineRule="exact"/>
         <w:jc w:val="center"/>
       </w:pPr>
       <w:r>
@@ -45,14 +45,14 @@
           <w:b w:val="0"/>
           <w:i w:val="0"/>
           <w:color w:val="2D2D2D"/>
-          <w:sz w:val="17"/>
+          <w:sz w:val="16"/>
         </w:rPr>
         <w:t>+91-84350-61006  |  rajvl132011@gmail.com  |  Satna, MP, India (Willing to Relocate)</w:t>
       </w:r>
     </w:p>
     <w:p>
       <w:pPr>
-        <w:spacing w:after="40" w:line="220" w:lineRule="exact"/>
+        <w:spacing w:after="20" w:line="200" w:lineRule="exact"/>
         <w:jc w:val="center"/>
       </w:pPr>
       <w:r>
@@ -61,7 +61,7 @@
           <w:b w:val="0"/>
           <w:i w:val="0"/>
           <w:color w:val="2D2D2D"/>
-          <w:sz w:val="17"/>
+          <w:sz w:val="16"/>
         </w:rPr>
         <w:t xml:space="preserve">LinkedIn: </w:t>
       </w:r>
@@ -71,7 +71,7 @@
           <w:b w:val="0"/>
           <w:i w:val="0"/>
           <w:color w:val="16538D"/>
-          <w:sz w:val="17"/>
+          <w:sz w:val="16"/>
         </w:rPr>
         <w:t>linkedin.com/in/navneet1206</w:t>
       </w:r>
@@ -81,7 +81,7 @@
           <w:b w:val="0"/>
           <w:i w:val="0"/>
           <w:color w:val="2D2D2D"/>
-          <w:sz w:val="17"/>
+          <w:sz w:val="16"/>
         </w:rPr>
         <w:t xml:space="preserve">  |  GitHub: </w:t>
       </w:r>
@@ -91,22 +91,38 @@
           <w:b w:val="0"/>
           <w:i w:val="0"/>
           <w:color w:val="16538D"/>
-          <w:sz w:val="17"/>
+          <w:sz w:val="16"/>
         </w:rPr>
         <w:t>github.com/navneetvishwakarma</w:t>
       </w:r>
     </w:p>
     <w:p>
       <w:pPr>
-        <w:spacing w:before="0" w:after="40" w:line="230" w:lineRule="exact"/>
+        <w:spacing w:after="30" w:line="220" w:lineRule="exact"/>
+        <w:jc w:val="center"/>
+      </w:pPr>
+      <w:r>
+        <w:rPr>
+          <w:rFonts w:ascii="Calibri" w:hAnsi="Calibri"/>
+          <w:b/>
+          <w:color w:val="16538D"/>
+          <w:sz w:val="17"/>
+          <w:shd w:val="clear" w:fill="E8F0FE"/>
+        </w:rPr>
+        <w:t xml:space="preserve">  Referred by: Mr. Chirag Sen  </w:t>
+      </w:r>
+    </w:p>
+    <w:p>
+      <w:pPr>
+        <w:spacing w:before="0" w:after="30" w:line="200" w:lineRule="exact"/>
         <w:pBdr>
-          <w:bottom w:val="single" w:sz="12000" w:space="1" w:color="165390"/>
+          <w:bottom w:val="single" w:sz="10000" w:space="1" w:color="165390"/>
         </w:pBdr>
       </w:pPr>
     </w:p>
     <w:p>
       <w:pPr>
-        <w:spacing w:before="120" w:after="20" w:line="240" w:lineRule="exact"/>
+        <w:spacing w:before="80" w:after="10" w:line="220" w:lineRule="exact"/>
       </w:pPr>
       <w:r>
         <w:rPr>
@@ -114,22 +130,22 @@
           <w:b/>
           <w:i w:val="0"/>
           <w:color w:val="16538D"/>
-          <w:sz w:val="20"/>
+          <w:sz w:val="18"/>
         </w:rPr>
         <w:t>PROFESSIONAL SUMMARY</w:t>
       </w:r>
     </w:p>
     <w:p>
       <w:pPr>
-        <w:spacing w:before="0" w:after="40" w:line="230" w:lineRule="exact"/>
+        <w:spacing w:before="0" w:after="30" w:line="200" w:lineRule="exact"/>
         <w:pBdr>
-          <w:bottom w:val="single" w:sz="8000" w:space="1" w:color="165390"/>
+          <w:bottom w:val="single" w:sz="6000" w:space="1" w:color="165390"/>
         </w:pBdr>
       </w:pPr>
     </w:p>
     <w:p>
       <w:pPr>
-        <w:spacing w:before="40" w:after="20" w:line="220" w:lineRule="exact"/>
+        <w:spacing w:before="20" w:after="20" w:line="200" w:lineRule="exact"/>
       </w:pPr>
       <w:r>
         <w:rPr>
@@ -137,14 +153,14 @@
           <w:b w:val="0"/>
           <w:i w:val="0"/>
           <w:color w:val="2D2D2D"/>
-          <w:sz w:val="17"/>
+          <w:sz w:val="16"/>
         </w:rPr>
-        <w:t>IT Support &amp; Linux System Administrator with 2+ years of hands-on experience in Linux Administration, Infrastructure Operations, and Technical Support. Skilled in managing SUSE Linux Enterprise Server (SLES), Ubuntu, and Windows Server environments. Proficient in Bash Scripting, Ansible automation, Docker containerization, system monitoring, log analysis, and Root Cause Analysis (RCA). Demonstrated ability to resolve P1/P2 production incidents, implement CIS/NIST security baselines, and maintain 99.5% service availability. Seeking to contribute to Viatris's IT operations in delivering secure, reliable, and scalable infrastructure support.</w:t>
+        <w:t>IT Support &amp; Linux System Administrator with 2+ years of experience in Linux Administration, Infrastructure Operations, and Technical Support. Skilled in managing SLES, Ubuntu, and Windows Server environments. Proficient in Bash Scripting, Ansible automation, Docker, system monitoring, log analysis, and Root Cause Analysis. Demonstrated ability to resolve P1/P2 incidents, implement CIS/NIST security baselines, and maintain 99.5% service availability.</w:t>
       </w:r>
     </w:p>
     <w:p>
       <w:pPr>
-        <w:spacing w:before="120" w:after="20" w:line="240" w:lineRule="exact"/>
+        <w:spacing w:before="80" w:after="10" w:line="220" w:lineRule="exact"/>
       </w:pPr>
       <w:r>
         <w:rPr>
@@ -152,23 +168,498 @@
           <w:b/>
           <w:i w:val="0"/>
           <w:color w:val="16538D"/>
-          <w:sz w:val="20"/>
+          <w:sz w:val="18"/>
         </w:rPr>
         <w:t>TECHNICAL SKILLS</w:t>
       </w:r>
     </w:p>
     <w:p>
       <w:pPr>
-        <w:spacing w:before="0" w:after="40" w:line="230" w:lineRule="exact"/>
+        <w:spacing w:before="0" w:after="30" w:line="200" w:lineRule="exact"/>
         <w:pBdr>
-          <w:bottom w:val="single" w:sz="8000" w:space="1" w:color="165390"/>
+          <w:bottom w:val="single" w:sz="6000" w:space="1" w:color="165390"/>
         </w:pBdr>
       </w:pPr>
     </w:p>
     <w:p>
       <w:pPr>
-        <w:spacing w:before="10" w:after="10" w:line="210" w:lineRule="exact"/>
-        <w:ind w:left="144"/>
+        <w:spacing w:before="6" w:after="6" w:line="190" w:lineRule="exact"/>
+        <w:ind w:left="72"/>
+      </w:pPr>
+      <w:r>
+        <w:rPr>
+          <w:rFonts w:ascii="Calibri" w:hAnsi="Calibri"/>
+          <w:b/>
+          <w:i w:val="0"/>
+          <w:color w:val="1A1A2E"/>
+          <w:sz w:val="16"/>
+        </w:rPr>
+        <w:t xml:space="preserve">Operating Systems:  </w:t>
+      </w:r>
+      <w:r>
+        <w:rPr>
+          <w:rFonts w:ascii="Calibri" w:hAnsi="Calibri"/>
+          <w:b w:val="0"/>
+          <w:i w:val="0"/>
+          <w:color w:val="2D2D2D"/>
+          <w:sz w:val="16"/>
+        </w:rPr>
+        <w:t>SLES 12/15, Ubuntu Linux, openSUSE Leap, Windows Server 2016/2019</w:t>
+      </w:r>
+    </w:p>
+    <w:p>
+      <w:pPr>
+        <w:spacing w:before="6" w:after="6" w:line="190" w:lineRule="exact"/>
+        <w:ind w:left="72"/>
+      </w:pPr>
+      <w:r>
+        <w:rPr>
+          <w:rFonts w:ascii="Calibri" w:hAnsi="Calibri"/>
+          <w:b/>
+          <w:i w:val="0"/>
+          <w:color w:val="1A1A2E"/>
+          <w:sz w:val="16"/>
+        </w:rPr>
+        <w:t xml:space="preserve">Linux Admin:  </w:t>
+      </w:r>
+      <w:r>
+        <w:rPr>
+          <w:rFonts w:ascii="Calibri" w:hAnsi="Calibri"/>
+          <w:b w:val="0"/>
+          <w:i w:val="0"/>
+          <w:color w:val="2D2D2D"/>
+          <w:sz w:val="16"/>
+        </w:rPr>
+        <w:t>User/Group Mgmt, File Systems, Package Mgmt (RPM, APT), systemd, Security Hardening, Performance Monitoring (top, htop, vmstat, iostat, sar)</w:t>
+      </w:r>
+    </w:p>
+    <w:p>
+      <w:pPr>
+        <w:spacing w:before="6" w:after="6" w:line="190" w:lineRule="exact"/>
+        <w:ind w:left="72"/>
+      </w:pPr>
+      <w:r>
+        <w:rPr>
+          <w:rFonts w:ascii="Calibri" w:hAnsi="Calibri"/>
+          <w:b/>
+          <w:i w:val="0"/>
+          <w:color w:val="1A1A2E"/>
+          <w:sz w:val="16"/>
+        </w:rPr>
+        <w:t xml:space="preserve">IT Support:  </w:t>
+      </w:r>
+      <w:r>
+        <w:rPr>
+          <w:rFonts w:ascii="Calibri" w:hAnsi="Calibri"/>
+          <w:b w:val="0"/>
+          <w:i w:val="0"/>
+          <w:color w:val="2D2D2D"/>
+          <w:sz w:val="16"/>
+        </w:rPr>
+        <w:t>Incident Mgmt, RCA, Log Analysis, Ticketing Systems, HW/SW Troubleshooting, Remote &amp; End-User Support</w:t>
+      </w:r>
+    </w:p>
+    <w:p>
+      <w:pPr>
+        <w:spacing w:before="6" w:after="6" w:line="190" w:lineRule="exact"/>
+        <w:ind w:left="72"/>
+      </w:pPr>
+      <w:r>
+        <w:rPr>
+          <w:rFonts w:ascii="Calibri" w:hAnsi="Calibri"/>
+          <w:b/>
+          <w:i w:val="0"/>
+          <w:color w:val="1A1A2E"/>
+          <w:sz w:val="16"/>
+        </w:rPr>
+        <w:t xml:space="preserve">Automation:  </w:t>
+      </w:r>
+      <w:r>
+        <w:rPr>
+          <w:rFonts w:ascii="Calibri" w:hAnsi="Calibri"/>
+          <w:b w:val="0"/>
+          <w:i w:val="0"/>
+          <w:color w:val="2D2D2D"/>
+          <w:sz w:val="16"/>
+        </w:rPr>
+        <w:t>Bash Scripting, Ansible (Playbooks, Roles, Handlers, Inventory), Cron, Systemd Timers</w:t>
+      </w:r>
+    </w:p>
+    <w:p>
+      <w:pPr>
+        <w:spacing w:before="6" w:after="6" w:line="190" w:lineRule="exact"/>
+        <w:ind w:left="72"/>
+      </w:pPr>
+      <w:r>
+        <w:rPr>
+          <w:rFonts w:ascii="Calibri" w:hAnsi="Calibri"/>
+          <w:b/>
+          <w:i w:val="0"/>
+          <w:color w:val="1A1A2E"/>
+          <w:sz w:val="16"/>
+        </w:rPr>
+        <w:t xml:space="preserve">Virtualization &amp; Containers:  </w:t>
+      </w:r>
+      <w:r>
+        <w:rPr>
+          <w:rFonts w:ascii="Calibri" w:hAnsi="Calibri"/>
+          <w:b w:val="0"/>
+          <w:i w:val="0"/>
+          <w:color w:val="2D2D2D"/>
+          <w:sz w:val="16"/>
+        </w:rPr>
+        <w:t>VMware vSphere, KVM, Docker, Docker Compose</w:t>
+      </w:r>
+    </w:p>
+    <w:p>
+      <w:pPr>
+        <w:spacing w:before="6" w:after="6" w:line="190" w:lineRule="exact"/>
+        <w:ind w:left="72"/>
+      </w:pPr>
+      <w:r>
+        <w:rPr>
+          <w:rFonts w:ascii="Calibri" w:hAnsi="Calibri"/>
+          <w:b/>
+          <w:i w:val="0"/>
+          <w:color w:val="1A1A2E"/>
+          <w:sz w:val="16"/>
+        </w:rPr>
+        <w:t xml:space="preserve">Networking:  </w:t>
+      </w:r>
+      <w:r>
+        <w:rPr>
+          <w:rFonts w:ascii="Calibri" w:hAnsi="Calibri"/>
+          <w:b w:val="0"/>
+          <w:i w:val="0"/>
+          <w:color w:val="2D2D2D"/>
+          <w:sz w:val="16"/>
+        </w:rPr>
+        <w:t>TCP/IP, DNS, DHCP, SSH, HTTP/HTTPS, Firewall (UFW, firewalld, iptables), VLANs, NAT</w:t>
+      </w:r>
+    </w:p>
+    <w:p>
+      <w:pPr>
+        <w:spacing w:before="6" w:after="6" w:line="190" w:lineRule="exact"/>
+        <w:ind w:left="72"/>
+      </w:pPr>
+      <w:r>
+        <w:rPr>
+          <w:rFonts w:ascii="Calibri" w:hAnsi="Calibri"/>
+          <w:b/>
+          <w:i w:val="0"/>
+          <w:color w:val="1A1A2E"/>
+          <w:sz w:val="16"/>
+        </w:rPr>
+        <w:t xml:space="preserve">Security:  </w:t>
+      </w:r>
+      <w:r>
+        <w:rPr>
+          <w:rFonts w:ascii="Calibri" w:hAnsi="Calibri"/>
+          <w:b w:val="0"/>
+          <w:i w:val="0"/>
+          <w:color w:val="2D2D2D"/>
+          <w:sz w:val="16"/>
+        </w:rPr>
+        <w:t>CIS/NIST Hardening, Audit Logging, Lynis, PAM Config, SSH Key Auth</w:t>
+      </w:r>
+    </w:p>
+    <w:p>
+      <w:pPr>
+        <w:spacing w:before="6" w:after="6" w:line="190" w:lineRule="exact"/>
+        <w:ind w:left="72"/>
+      </w:pPr>
+      <w:r>
+        <w:rPr>
+          <w:rFonts w:ascii="Calibri" w:hAnsi="Calibri"/>
+          <w:b/>
+          <w:i w:val="0"/>
+          <w:color w:val="1A1A2E"/>
+          <w:sz w:val="16"/>
+        </w:rPr>
+        <w:t xml:space="preserve">Monitoring:  </w:t>
+      </w:r>
+      <w:r>
+        <w:rPr>
+          <w:rFonts w:ascii="Calibri" w:hAnsi="Calibri"/>
+          <w:b w:val="0"/>
+          <w:i w:val="0"/>
+          <w:color w:val="2D2D2D"/>
+          <w:sz w:val="16"/>
+        </w:rPr>
+        <w:t>journalctl, rsyslog, /var/log analysis, Supportconfig</w:t>
+      </w:r>
+    </w:p>
+    <w:p>
+      <w:pPr>
+        <w:spacing w:before="80" w:after="10" w:line="220" w:lineRule="exact"/>
+      </w:pPr>
+      <w:r>
+        <w:rPr>
+          <w:rFonts w:ascii="Calibri" w:hAnsi="Calibri"/>
+          <w:b/>
+          <w:i w:val="0"/>
+          <w:color w:val="16538D"/>
+          <w:sz w:val="18"/>
+        </w:rPr>
+        <w:t>PROFESSIONAL EXPERIENCE</w:t>
+      </w:r>
+    </w:p>
+    <w:p>
+      <w:pPr>
+        <w:spacing w:before="0" w:after="30" w:line="200" w:lineRule="exact"/>
+        <w:pBdr>
+          <w:bottom w:val="single" w:sz="6000" w:space="1" w:color="165390"/>
+        </w:pBdr>
+      </w:pPr>
+    </w:p>
+    <w:p>
+      <w:pPr>
+        <w:spacing w:before="30" w:after="0" w:line="220" w:lineRule="exact"/>
+      </w:pPr>
+      <w:r>
+        <w:rPr>
+          <w:rFonts w:ascii="Calibri" w:hAnsi="Calibri"/>
+          <w:b/>
+          <w:i w:val="0"/>
+          <w:color w:val="1A1A2E"/>
+          <w:sz w:val="18"/>
+        </w:rPr>
+        <w:t>Linux System Administrator</w:t>
+      </w:r>
+    </w:p>
+    <w:p>
+      <w:pPr>
+        <w:spacing w:before="0" w:after="30" w:line="200" w:lineRule="exact"/>
+      </w:pPr>
+      <w:r>
+        <w:rPr>
+          <w:rFonts w:ascii="Calibri" w:hAnsi="Calibri"/>
+          <w:b w:val="0"/>
+          <w:i/>
+          <w:color w:val="2D2D2D"/>
+          <w:sz w:val="16"/>
+        </w:rPr>
+        <w:t>Savayas Life and Balance Pvt. Ltd.</w:t>
+      </w:r>
+      <w:r>
+        <w:rPr>
+          <w:rFonts w:ascii="Calibri" w:hAnsi="Calibri"/>
+          <w:b w:val="0"/>
+          <w:i w:val="0"/>
+          <w:color w:val="555555"/>
+          <w:sz w:val="16"/>
+        </w:rPr>
+        <w:t xml:space="preserve">  |  March 2024 – Present  |  Satna, MP</w:t>
+      </w:r>
+    </w:p>
+    <w:p>
+      <w:pPr>
+        <w:spacing w:before="6" w:after="6" w:line="200" w:lineRule="exact"/>
+        <w:ind w:left="288" w:hanging="187"/>
+      </w:pPr>
+      <w:r>
+        <w:rPr>
+          <w:rFonts w:ascii="Calibri" w:hAnsi="Calibri"/>
+          <w:b w:val="0"/>
+          <w:i w:val="0"/>
+          <w:color w:val="16538D"/>
+          <w:sz w:val="12"/>
+        </w:rPr>
+        <w:t xml:space="preserve">▪ </w:t>
+      </w:r>
+      <w:r>
+        <w:rPr>
+          <w:rFonts w:ascii="Calibri" w:hAnsi="Calibri"/>
+          <w:b w:val="0"/>
+          <w:i w:val="0"/>
+          <w:color w:val="2D2D2D"/>
+          <w:sz w:val="16"/>
+        </w:rPr>
+        <w:t>Administered 15+ Linux servers (SLES 15, Ubuntu 22.04) ensuring 99.5% uptime across production and staging environments for business-critical applications.</w:t>
+      </w:r>
+    </w:p>
+    <w:p>
+      <w:pPr>
+        <w:spacing w:before="6" w:after="6" w:line="200" w:lineRule="exact"/>
+        <w:ind w:left="288" w:hanging="187"/>
+      </w:pPr>
+      <w:r>
+        <w:rPr>
+          <w:rFonts w:ascii="Calibri" w:hAnsi="Calibri"/>
+          <w:b w:val="0"/>
+          <w:i w:val="0"/>
+          <w:color w:val="16538D"/>
+          <w:sz w:val="12"/>
+        </w:rPr>
+        <w:t xml:space="preserve">▪ </w:t>
+      </w:r>
+      <w:r>
+        <w:rPr>
+          <w:rFonts w:ascii="Calibri" w:hAnsi="Calibri"/>
+          <w:b w:val="0"/>
+          <w:i w:val="0"/>
+          <w:color w:val="2D2D2D"/>
+          <w:sz w:val="16"/>
+        </w:rPr>
+        <w:t>Resolved 75+ P1/P2 operational incidents through systematic log analysis (/var/log/messages, journalctl, supportconfig) and root cause investigation, avg resolution under 2 hours.</w:t>
+      </w:r>
+    </w:p>
+    <w:p>
+      <w:pPr>
+        <w:spacing w:before="6" w:after="6" w:line="200" w:lineRule="exact"/>
+        <w:ind w:left="288" w:hanging="187"/>
+      </w:pPr>
+      <w:r>
+        <w:rPr>
+          <w:rFonts w:ascii="Calibri" w:hAnsi="Calibri"/>
+          <w:b w:val="0"/>
+          <w:i w:val="0"/>
+          <w:color w:val="16538D"/>
+          <w:sz w:val="12"/>
+        </w:rPr>
+        <w:t xml:space="preserve">▪ </w:t>
+      </w:r>
+      <w:r>
+        <w:rPr>
+          <w:rFonts w:ascii="Calibri" w:hAnsi="Calibri"/>
+          <w:b w:val="0"/>
+          <w:i w:val="0"/>
+          <w:color w:val="2D2D2D"/>
+          <w:sz w:val="16"/>
+        </w:rPr>
+        <w:t>Provided L1/L2 technical support to 50+ end-users, resolving hardware, software, and network issues with 95% first-call resolution rate.</w:t>
+      </w:r>
+    </w:p>
+    <w:p>
+      <w:pPr>
+        <w:spacing w:before="6" w:after="6" w:line="200" w:lineRule="exact"/>
+        <w:ind w:left="288" w:hanging="187"/>
+      </w:pPr>
+      <w:r>
+        <w:rPr>
+          <w:rFonts w:ascii="Calibri" w:hAnsi="Calibri"/>
+          <w:b w:val="0"/>
+          <w:i w:val="0"/>
+          <w:color w:val="16538D"/>
+          <w:sz w:val="12"/>
+        </w:rPr>
+        <w:t xml:space="preserve">▪ </w:t>
+      </w:r>
+      <w:r>
+        <w:rPr>
+          <w:rFonts w:ascii="Calibri" w:hAnsi="Calibri"/>
+          <w:b w:val="0"/>
+          <w:i w:val="0"/>
+          <w:color w:val="2D2D2D"/>
+          <w:sz w:val="16"/>
+        </w:rPr>
+        <w:t>Automated routine tasks using Bash scripts and Ansible playbooks, reducing manual effort by 40% and saving 15+ hours per week.</w:t>
+      </w:r>
+    </w:p>
+    <w:p>
+      <w:pPr>
+        <w:spacing w:before="6" w:after="6" w:line="200" w:lineRule="exact"/>
+        <w:ind w:left="288" w:hanging="187"/>
+      </w:pPr>
+      <w:r>
+        <w:rPr>
+          <w:rFonts w:ascii="Calibri" w:hAnsi="Calibri"/>
+          <w:b w:val="0"/>
+          <w:i w:val="0"/>
+          <w:color w:val="16538D"/>
+          <w:sz w:val="12"/>
+        </w:rPr>
+        <w:t xml:space="preserve">▪ </w:t>
+      </w:r>
+      <w:r>
+        <w:rPr>
+          <w:rFonts w:ascii="Calibri" w:hAnsi="Calibri"/>
+          <w:b w:val="0"/>
+          <w:i w:val="0"/>
+          <w:color w:val="2D2D2D"/>
+          <w:sz w:val="16"/>
+        </w:rPr>
+        <w:t>Deployed and maintained Docker-based application stacks; managed container lifecycle, resource allocation, and network configuration.</w:t>
+      </w:r>
+    </w:p>
+    <w:p>
+      <w:pPr>
+        <w:spacing w:before="6" w:after="6" w:line="200" w:lineRule="exact"/>
+        <w:ind w:left="288" w:hanging="187"/>
+      </w:pPr>
+      <w:r>
+        <w:rPr>
+          <w:rFonts w:ascii="Calibri" w:hAnsi="Calibri"/>
+          <w:b w:val="0"/>
+          <w:i w:val="0"/>
+          <w:color w:val="16538D"/>
+          <w:sz w:val="12"/>
+        </w:rPr>
+        <w:t xml:space="preserve">▪ </w:t>
+      </w:r>
+      <w:r>
+        <w:rPr>
+          <w:rFonts w:ascii="Calibri" w:hAnsi="Calibri"/>
+          <w:b w:val="0"/>
+          <w:i w:val="0"/>
+          <w:color w:val="2D2D2D"/>
+          <w:sz w:val="16"/>
+        </w:rPr>
+        <w:t>Implemented CIS-aligned server hardening: disabled legacy services, configured PAM policies, enforced firewall rules (UFW/firewalld), enabled audit logging.</w:t>
+      </w:r>
+    </w:p>
+    <w:p>
+      <w:pPr>
+        <w:spacing w:before="6" w:after="6" w:line="200" w:lineRule="exact"/>
+        <w:ind w:left="288" w:hanging="187"/>
+      </w:pPr>
+      <w:r>
+        <w:rPr>
+          <w:rFonts w:ascii="Calibri" w:hAnsi="Calibri"/>
+          <w:b w:val="0"/>
+          <w:i w:val="0"/>
+          <w:color w:val="16538D"/>
+          <w:sz w:val="12"/>
+        </w:rPr>
+        <w:t xml:space="preserve">▪ </w:t>
+      </w:r>
+      <w:r>
+        <w:rPr>
+          <w:rFonts w:ascii="Calibri" w:hAnsi="Calibri"/>
+          <w:b w:val="0"/>
+          <w:i w:val="0"/>
+          <w:color w:val="2D2D2D"/>
+          <w:sz w:val="16"/>
+        </w:rPr>
+        <w:t>Maintained operational documentation: runbooks, SOPs, incident reports, and KB articles. Collaborated cross-functionally on patches and config changes with zero downtime.</w:t>
+      </w:r>
+    </w:p>
+    <w:p>
+      <w:pPr>
+        <w:spacing w:before="80" w:after="10" w:line="220" w:lineRule="exact"/>
+      </w:pPr>
+      <w:r>
+        <w:rPr>
+          <w:rFonts w:ascii="Calibri" w:hAnsi="Calibri"/>
+          <w:b/>
+          <w:i w:val="0"/>
+          <w:color w:val="16538D"/>
+          <w:sz w:val="18"/>
+        </w:rPr>
+        <w:t>PROJECTS</w:t>
+      </w:r>
+    </w:p>
+    <w:p>
+      <w:pPr>
+        <w:spacing w:before="0" w:after="30" w:line="200" w:lineRule="exact"/>
+        <w:pBdr>
+          <w:bottom w:val="single" w:sz="6000" w:space="1" w:color="165390"/>
+        </w:pBdr>
+      </w:pPr>
+    </w:p>
+    <w:p>
+      <w:pPr>
+        <w:spacing w:before="30" w:after="10" w:line="200" w:lineRule="exact"/>
       </w:pPr>
       <w:r>
         <w:rPr>
@@ -178,7 +669,23 @@
           <w:color w:val="1A1A2E"/>
           <w:sz w:val="17"/>
         </w:rPr>
-        <w:t xml:space="preserve">Operating Systems:  </w:t>
+        <w:t>Automated Linux Server Hardening with Ansible</w:t>
+      </w:r>
+    </w:p>
+    <w:p>
+      <w:pPr>
+        <w:spacing w:before="6" w:after="6" w:line="200" w:lineRule="exact"/>
+        <w:ind w:left="288" w:hanging="187"/>
+      </w:pPr>
+      <w:r>
+        <w:rPr>
+          <w:rFonts w:ascii="Calibri" w:hAnsi="Calibri"/>
+          <w:b w:val="0"/>
+          <w:i w:val="0"/>
+          <w:color w:val="16538D"/>
+          <w:sz w:val="12"/>
+        </w:rPr>
+        <w:t xml:space="preserve">▪ </w:t>
       </w:r>
       <w:r>
         <w:rPr>
@@ -186,15 +693,40 @@
           <w:b w:val="0"/>
           <w:i w:val="0"/>
           <w:color w:val="2D2D2D"/>
-          <w:sz w:val="17"/>
+          <w:sz w:val="16"/>
         </w:rPr>
-        <w:t>SLES 12/15, Ubuntu Linux, openSUSE Leap, Windows Server 2016/2019</w:t>
+        <w:t>Built 6 Ansible roles automating SSH hardening, firewall enforcement, audit logging, and compliance scanning across Ubuntu and openSUSE servers.</w:t>
       </w:r>
     </w:p>
     <w:p>
       <w:pPr>
-        <w:spacing w:before="10" w:after="10" w:line="210" w:lineRule="exact"/>
-        <w:ind w:left="144"/>
+        <w:spacing w:before="6" w:after="6" w:line="200" w:lineRule="exact"/>
+        <w:ind w:left="288" w:hanging="187"/>
+      </w:pPr>
+      <w:r>
+        <w:rPr>
+          <w:rFonts w:ascii="Calibri" w:hAnsi="Calibri"/>
+          <w:b w:val="0"/>
+          <w:i w:val="0"/>
+          <w:color w:val="16538D"/>
+          <w:sz w:val="12"/>
+        </w:rPr>
+        <w:t xml:space="preserve">▪ </w:t>
+      </w:r>
+      <w:r>
+        <w:rPr>
+          <w:rFonts w:ascii="Calibri" w:hAnsi="Calibri"/>
+          <w:b w:val="0"/>
+          <w:i w:val="0"/>
+          <w:color w:val="2D2D2D"/>
+          <w:sz w:val="16"/>
+        </w:rPr>
+        <w:t>Enforced CIS/NIST baselines; integrated Lynis for automated compliance validation. Reduced audit prep time by 60%.</w:t>
+      </w:r>
+    </w:p>
+    <w:p>
+      <w:pPr>
+        <w:spacing w:before="40" w:after="10" w:line="200" w:lineRule="exact"/>
       </w:pPr>
       <w:r>
         <w:rPr>
@@ -204,7 +736,23 @@
           <w:color w:val="1A1A2E"/>
           <w:sz w:val="17"/>
         </w:rPr>
-        <w:t xml:space="preserve">Linux Administration:  </w:t>
+        <w:t>HA Cluster P1 Incident Investigation &amp; Root Cause Analysis</w:t>
+      </w:r>
+    </w:p>
+    <w:p>
+      <w:pPr>
+        <w:spacing w:before="6" w:after="6" w:line="200" w:lineRule="exact"/>
+        <w:ind w:left="288" w:hanging="187"/>
+      </w:pPr>
+      <w:r>
+        <w:rPr>
+          <w:rFonts w:ascii="Calibri" w:hAnsi="Calibri"/>
+          <w:b w:val="0"/>
+          <w:i w:val="0"/>
+          <w:color w:val="16538D"/>
+          <w:sz w:val="12"/>
+        </w:rPr>
+        <w:t xml:space="preserve">▪ </w:t>
       </w:r>
       <w:r>
         <w:rPr>
@@ -212,15 +760,164 @@
           <w:b w:val="0"/>
           <w:i w:val="0"/>
           <w:color w:val="2D2D2D"/>
-          <w:sz w:val="17"/>
+          <w:sz w:val="16"/>
         </w:rPr>
-        <w:t>User &amp; Group Mgmt, File Systems, Package Mgmt (RPM, APT), Service Control (systemd), Security Hardening, Performance Monitoring (top, htop, vmstat, iostat, sar)</w:t>
+        <w:t>Conducted full RCA on a P1 outage in a 2-node SLES HA cluster (Pacemaker/Corosync/SBD), diagnosing a 5x reboot loop caused by network isolation and fencing failure.</w:t>
       </w:r>
     </w:p>
     <w:p>
       <w:pPr>
-        <w:spacing w:before="10" w:after="10" w:line="210" w:lineRule="exact"/>
-        <w:ind w:left="144"/>
+        <w:spacing w:before="6" w:after="6" w:line="200" w:lineRule="exact"/>
+        <w:ind w:left="288" w:hanging="187"/>
+      </w:pPr>
+      <w:r>
+        <w:rPr>
+          <w:rFonts w:ascii="Calibri" w:hAnsi="Calibri"/>
+          <w:b w:val="0"/>
+          <w:i w:val="0"/>
+          <w:color w:val="16538D"/>
+          <w:sz w:val="12"/>
+        </w:rPr>
+        <w:t xml:space="preserve">▪ </w:t>
+      </w:r>
+      <w:r>
+        <w:rPr>
+          <w:rFonts w:ascii="Calibri" w:hAnsi="Calibri"/>
+          <w:b w:val="0"/>
+          <w:i w:val="0"/>
+          <w:color w:val="2D2D2D"/>
+          <w:sz w:val="16"/>
+        </w:rPr>
+        <w:t>Analyzed supportconfig archives, correlated token timeouts and ARP anomalies. Delivered remediation plan; improved cluster stability by 80%.</w:t>
+      </w:r>
+    </w:p>
+    <w:p>
+      <w:pPr>
+        <w:spacing w:before="80" w:after="10" w:line="220" w:lineRule="exact"/>
+      </w:pPr>
+      <w:r>
+        <w:rPr>
+          <w:rFonts w:ascii="Calibri" w:hAnsi="Calibri"/>
+          <w:b/>
+          <w:i w:val="0"/>
+          <w:color w:val="16538D"/>
+          <w:sz w:val="18"/>
+        </w:rPr>
+        <w:t>CERTIFICATIONS</w:t>
+      </w:r>
+    </w:p>
+    <w:p>
+      <w:pPr>
+        <w:spacing w:before="0" w:after="30" w:line="200" w:lineRule="exact"/>
+        <w:pBdr>
+          <w:bottom w:val="single" w:sz="6000" w:space="1" w:color="165390"/>
+        </w:pBdr>
+      </w:pPr>
+    </w:p>
+    <w:p>
+      <w:pPr>
+        <w:spacing w:before="6" w:after="6" w:line="200" w:lineRule="exact"/>
+        <w:ind w:left="288" w:hanging="187"/>
+      </w:pPr>
+      <w:r>
+        <w:rPr>
+          <w:rFonts w:ascii="Calibri" w:hAnsi="Calibri"/>
+          <w:b w:val="0"/>
+          <w:i w:val="0"/>
+          <w:color w:val="16538D"/>
+          <w:sz w:val="12"/>
+        </w:rPr>
+        <w:t xml:space="preserve">▪ </w:t>
+      </w:r>
+      <w:r>
+        <w:rPr>
+          <w:rFonts w:ascii="Calibri" w:hAnsi="Calibri"/>
+          <w:b w:val="0"/>
+          <w:i w:val="0"/>
+          <w:color w:val="2D2D2D"/>
+          <w:sz w:val="16"/>
+        </w:rPr>
+        <w:t>Linux Administration Training (CX-501) – Codenixia</w:t>
+      </w:r>
+    </w:p>
+    <w:p>
+      <w:pPr>
+        <w:spacing w:before="6" w:after="6" w:line="200" w:lineRule="exact"/>
+        <w:ind w:left="288" w:hanging="187"/>
+      </w:pPr>
+      <w:r>
+        <w:rPr>
+          <w:rFonts w:ascii="Calibri" w:hAnsi="Calibri"/>
+          <w:b w:val="0"/>
+          <w:i w:val="0"/>
+          <w:color w:val="16538D"/>
+          <w:sz w:val="12"/>
+        </w:rPr>
+        <w:t xml:space="preserve">▪ </w:t>
+      </w:r>
+      <w:r>
+        <w:rPr>
+          <w:rFonts w:ascii="Calibri" w:hAnsi="Calibri"/>
+          <w:b w:val="0"/>
+          <w:i w:val="0"/>
+          <w:color w:val="2D2D2D"/>
+          <w:sz w:val="16"/>
+        </w:rPr>
+        <w:t>Linux Server Hardening &amp; Security Training (CX-701) – Codenixia</w:t>
+      </w:r>
+    </w:p>
+    <w:p>
+      <w:pPr>
+        <w:spacing w:before="6" w:after="6" w:line="200" w:lineRule="exact"/>
+        <w:ind w:left="288" w:hanging="187"/>
+      </w:pPr>
+      <w:r>
+        <w:rPr>
+          <w:rFonts w:ascii="Calibri" w:hAnsi="Calibri"/>
+          <w:b w:val="0"/>
+          <w:i w:val="0"/>
+          <w:color w:val="16538D"/>
+          <w:sz w:val="12"/>
+        </w:rPr>
+        <w:t xml:space="preserve">▪ </w:t>
+      </w:r>
+      <w:r>
+        <w:rPr>
+          <w:rFonts w:ascii="Calibri" w:hAnsi="Calibri"/>
+          <w:b w:val="0"/>
+          <w:i w:val="0"/>
+          <w:color w:val="2D2D2D"/>
+          <w:sz w:val="16"/>
+        </w:rPr>
+        <w:t>SUSE Linux Enterprise Server (SLES) Administration Training – Codenixia</w:t>
+      </w:r>
+    </w:p>
+    <w:p>
+      <w:pPr>
+        <w:spacing w:before="80" w:after="10" w:line="220" w:lineRule="exact"/>
+      </w:pPr>
+      <w:r>
+        <w:rPr>
+          <w:rFonts w:ascii="Calibri" w:hAnsi="Calibri"/>
+          <w:b/>
+          <w:i w:val="0"/>
+          <w:color w:val="16538D"/>
+          <w:sz w:val="18"/>
+        </w:rPr>
+        <w:t>EDUCATION</w:t>
+      </w:r>
+    </w:p>
+    <w:p>
+      <w:pPr>
+        <w:spacing w:before="0" w:after="30" w:line="200" w:lineRule="exact"/>
+        <w:pBdr>
+          <w:bottom w:val="single" w:sz="6000" w:space="1" w:color="165390"/>
+        </w:pBdr>
+      </w:pPr>
+    </w:p>
+    <w:p>
+      <w:pPr>
+        <w:spacing w:before="30" w:after="0" w:line="200" w:lineRule="exact"/>
       </w:pPr>
       <w:r>
         <w:rPr>
@@ -230,7 +927,43 @@
           <w:color w:val="1A1A2E"/>
           <w:sz w:val="17"/>
         </w:rPr>
-        <w:t xml:space="preserve">IT Support:  </w:t>
+        <w:t>B.Tech – Computer Science &amp; Engineering</w:t>
+      </w:r>
+      <w:r>
+        <w:rPr>
+          <w:rFonts w:ascii="Calibri" w:hAnsi="Calibri"/>
+          <w:b w:val="0"/>
+          <w:i/>
+          <w:color w:val="2D2D2D"/>
+          <w:sz w:val="16"/>
+        </w:rPr>
+        <w:t xml:space="preserve">  |  AKS University, Satna, MP</w:t>
+      </w:r>
+      <w:r>
+        <w:rPr>
+          <w:rFonts w:ascii="Calibri" w:hAnsi="Calibri"/>
+          <w:b w:val="0"/>
+          <w:i w:val="0"/>
+          <w:color w:val="555555"/>
+          <w:sz w:val="16"/>
+        </w:rPr>
+        <w:t xml:space="preserve">  |  2022–2026  |  CGPA: 8.29/10</w:t>
+      </w:r>
+    </w:p>
+    <w:p>
+      <w:pPr>
+        <w:spacing w:before="10" w:after="10" w:line="190" w:lineRule="exact"/>
+        <w:ind w:left="72"/>
+      </w:pPr>
+      <w:r>
+        <w:rPr>
+          <w:rFonts w:ascii="Calibri" w:hAnsi="Calibri"/>
+          <w:b/>
+          <w:i w:val="0"/>
+          <w:color w:val="1A1A2E"/>
+          <w:sz w:val="16"/>
+        </w:rPr>
+        <w:t xml:space="preserve">Coursework:  </w:t>
       </w:r>
       <w:r>
         <w:rPr>
@@ -238,15 +971,14 @@
           <w:b w:val="0"/>
           <w:i w:val="0"/>
           <w:color w:val="2D2D2D"/>
-          <w:sz w:val="17"/>
+          <w:sz w:val="16"/>
         </w:rPr>
-        <w:t>Incident Management, Root Cause Analysis, Log Analysis, Ticketing Systems, Hardware/Software Troubleshooting, Remote Support, End-User Support</w:t>
+        <w:t>Operating Systems, Computer Networks, DBMS, Information Security, System Admin, DSA</w:t>
       </w:r>
     </w:p>
     <w:p>
       <w:pPr>
-        <w:spacing w:before="10" w:after="10" w:line="210" w:lineRule="exact"/>
-        <w:ind w:left="144"/>
+        <w:spacing w:before="60" w:after="0" w:line="200" w:lineRule="exact"/>
       </w:pPr>
       <w:r>
         <w:rPr>
@@ -254,9 +986,9 @@
           <w:b/>
           <w:i w:val="0"/>
           <w:color w:val="1A1A2E"/>
-          <w:sz w:val="17"/>
+          <w:sz w:val="16"/>
         </w:rPr>
-        <w:t xml:space="preserve">Automation &amp; Scripting:  </w:t>
+        <w:t xml:space="preserve">Languages:  </w:t>
       </w:r>
       <w:r>
         <w:rPr>
@@ -264,1199 +996,14 @@
           <w:b w:val="0"/>
           <w:i w:val="0"/>
           <w:color w:val="2D2D2D"/>
-          <w:sz w:val="17"/>
+          <w:sz w:val="16"/>
         </w:rPr>
-        <w:t>Bash Shell Scripting, Ansible (Playbooks, Roles, Handlers, Inventory), Cron Jobs, Systemd Timers</w:t>
-      </w:r>
-    </w:p>
-    <w:p>
-      <w:pPr>
-        <w:spacing w:before="10" w:after="10" w:line="210" w:lineRule="exact"/>
-        <w:ind w:left="144"/>
-      </w:pPr>
-      <w:r>
-        <w:rPr>
-          <w:rFonts w:ascii="Calibri" w:hAnsi="Calibri"/>
-          <w:b/>
-          <w:i w:val="0"/>
-          <w:color w:val="1A1A2E"/>
-          <w:sz w:val="17"/>
-        </w:rPr>
-        <w:t xml:space="preserve">Virtualization:  </w:t>
-      </w:r>
-      <w:r>
-        <w:rPr>
-          <w:rFonts w:ascii="Calibri" w:hAnsi="Calibri"/>
-          <w:b w:val="0"/>
-          <w:i w:val="0"/>
-          <w:color w:val="2D2D2D"/>
-          <w:sz w:val="17"/>
-        </w:rPr>
-        <w:t>VMware vSphere, KVM</w:t>
-      </w:r>
-    </w:p>
-    <w:p>
-      <w:pPr>
-        <w:spacing w:before="10" w:after="10" w:line="210" w:lineRule="exact"/>
-        <w:ind w:left="144"/>
-      </w:pPr>
-      <w:r>
-        <w:rPr>
-          <w:rFonts w:ascii="Calibri" w:hAnsi="Calibri"/>
-          <w:b/>
-          <w:i w:val="0"/>
-          <w:color w:val="1A1A2E"/>
-          <w:sz w:val="17"/>
-        </w:rPr>
-        <w:t xml:space="preserve">Containers:  </w:t>
-      </w:r>
-      <w:r>
-        <w:rPr>
-          <w:rFonts w:ascii="Calibri" w:hAnsi="Calibri"/>
-          <w:b w:val="0"/>
-          <w:i w:val="0"/>
-          <w:color w:val="2D2D2D"/>
-          <w:sz w:val="17"/>
-        </w:rPr>
-        <w:t>Docker, Docker Compose, Container Lifecycle Management</w:t>
-      </w:r>
-    </w:p>
-    <w:p>
-      <w:pPr>
-        <w:spacing w:before="10" w:after="10" w:line="210" w:lineRule="exact"/>
-        <w:ind w:left="144"/>
-      </w:pPr>
-      <w:r>
-        <w:rPr>
-          <w:rFonts w:ascii="Calibri" w:hAnsi="Calibri"/>
-          <w:b/>
-          <w:i w:val="0"/>
-          <w:color w:val="1A1A2E"/>
-          <w:sz w:val="17"/>
-        </w:rPr>
-        <w:t xml:space="preserve">Networking:  </w:t>
-      </w:r>
-      <w:r>
-        <w:rPr>
-          <w:rFonts w:ascii="Calibri" w:hAnsi="Calibri"/>
-          <w:b w:val="0"/>
-          <w:i w:val="0"/>
-          <w:color w:val="2D2D2D"/>
-          <w:sz w:val="17"/>
-        </w:rPr>
-        <w:t>TCP/IP, DNS, DHCP, SSH, HTTP/HTTPS, Firewall (UFW, firewalld, iptables), VLANs, NAT, Port Forwarding</w:t>
-      </w:r>
-    </w:p>
-    <w:p>
-      <w:pPr>
-        <w:spacing w:before="10" w:after="10" w:line="210" w:lineRule="exact"/>
-        <w:ind w:left="144"/>
-      </w:pPr>
-      <w:r>
-        <w:rPr>
-          <w:rFonts w:ascii="Calibri" w:hAnsi="Calibri"/>
-          <w:b/>
-          <w:i w:val="0"/>
-          <w:color w:val="1A1A2E"/>
-          <w:sz w:val="17"/>
-        </w:rPr>
-        <w:t xml:space="preserve">Security &amp; Compliance:  </w:t>
-      </w:r>
-      <w:r>
-        <w:rPr>
-          <w:rFonts w:ascii="Calibri" w:hAnsi="Calibri"/>
-          <w:b w:val="0"/>
-          <w:i w:val="0"/>
-          <w:color w:val="2D2D2D"/>
-          <w:sz w:val="17"/>
-        </w:rPr>
-        <w:t>CIS Benchmarks, NIST Guidelines, Server Hardening, Audit Logging, Lynis Auditing, PAM Configuration, SSH Key-Based Auth</w:t>
-      </w:r>
-    </w:p>
-    <w:p>
-      <w:pPr>
-        <w:spacing w:before="10" w:after="10" w:line="210" w:lineRule="exact"/>
-        <w:ind w:left="144"/>
-      </w:pPr>
-      <w:r>
-        <w:rPr>
-          <w:rFonts w:ascii="Calibri" w:hAnsi="Calibri"/>
-          <w:b/>
-          <w:i w:val="0"/>
-          <w:color w:val="1A1A2E"/>
-          <w:sz w:val="17"/>
-        </w:rPr>
-        <w:t xml:space="preserve">Monitoring &amp; Logging:  </w:t>
-      </w:r>
-      <w:r>
-        <w:rPr>
-          <w:rFonts w:ascii="Calibri" w:hAnsi="Calibri"/>
-          <w:b w:val="0"/>
-          <w:i w:val="0"/>
-          <w:color w:val="2D2D2D"/>
-          <w:sz w:val="17"/>
-        </w:rPr>
-        <w:t>journalctl, rsyslog, /var/log analysis, Supportconfig</w:t>
-      </w:r>
-    </w:p>
-    <w:p>
-      <w:pPr>
-        <w:spacing w:before="10" w:after="10" w:line="210" w:lineRule="exact"/>
-        <w:ind w:left="144"/>
-      </w:pPr>
-      <w:r>
-        <w:rPr>
-          <w:rFonts w:ascii="Calibri" w:hAnsi="Calibri"/>
-          <w:b/>
-          <w:i w:val="0"/>
-          <w:color w:val="1A1A2E"/>
-          <w:sz w:val="17"/>
-        </w:rPr>
-        <w:t xml:space="preserve">Version Control:  </w:t>
-      </w:r>
-      <w:r>
-        <w:rPr>
-          <w:rFonts w:ascii="Calibri" w:hAnsi="Calibri"/>
-          <w:b w:val="0"/>
-          <w:i w:val="0"/>
-          <w:color w:val="2D2D2D"/>
-          <w:sz w:val="17"/>
-        </w:rPr>
-        <w:t>Git, GitHub</w:t>
-      </w:r>
-    </w:p>
-    <w:p>
-      <w:pPr>
-        <w:spacing w:before="120" w:after="20" w:line="240" w:lineRule="exact"/>
-      </w:pPr>
-      <w:r>
-        <w:rPr>
-          <w:rFonts w:ascii="Calibri" w:hAnsi="Calibri"/>
-          <w:b/>
-          <w:i w:val="0"/>
-          <w:color w:val="16538D"/>
-          <w:sz w:val="20"/>
-        </w:rPr>
-        <w:t>PROFESSIONAL EXPERIENCE</w:t>
-      </w:r>
-    </w:p>
-    <w:p>
-      <w:pPr>
-        <w:spacing w:before="0" w:after="40" w:line="230" w:lineRule="exact"/>
-        <w:pBdr>
-          <w:bottom w:val="single" w:sz="8000" w:space="1" w:color="165390"/>
-        </w:pBdr>
-      </w:pPr>
-    </w:p>
-    <w:p>
-      <w:pPr>
-        <w:spacing w:before="40" w:after="0" w:line="240" w:lineRule="exact"/>
-      </w:pPr>
-      <w:r>
-        <w:rPr>
-          <w:rFonts w:ascii="Calibri" w:hAnsi="Calibri"/>
-          <w:b/>
-          <w:i w:val="0"/>
-          <w:color w:val="1A1A2E"/>
-          <w:sz w:val="19"/>
-        </w:rPr>
-        <w:t>Linux System Administrator</w:t>
-      </w:r>
-    </w:p>
-    <w:p>
-      <w:pPr>
-        <w:spacing w:before="0" w:after="40" w:line="220" w:lineRule="exact"/>
-      </w:pPr>
-      <w:r>
-        <w:rPr>
-          <w:rFonts w:ascii="Calibri" w:hAnsi="Calibri"/>
-          <w:b w:val="0"/>
-          <w:i/>
-          <w:color w:val="2D2D2D"/>
-          <w:sz w:val="18"/>
-        </w:rPr>
-        <w:t>Savayas Life and Balance Pvt. Ltd.</w:t>
-      </w:r>
-      <w:r>
-        <w:rPr>
-          <w:rFonts w:ascii="Calibri" w:hAnsi="Calibri"/>
-          <w:b w:val="0"/>
-          <w:i w:val="0"/>
-          <w:color w:val="555555"/>
-          <w:sz w:val="17"/>
-        </w:rPr>
-        <w:t xml:space="preserve">  |  March 2024 – Present  |  Satna, Madhya Pradesh</w:t>
-      </w:r>
-    </w:p>
-    <w:p>
-      <w:pPr>
-        <w:spacing w:before="10" w:after="10" w:line="216" w:lineRule="exact"/>
-        <w:ind w:left="360" w:hanging="216"/>
-      </w:pPr>
-      <w:r>
-        <w:rPr>
-          <w:rFonts w:ascii="Calibri" w:hAnsi="Calibri"/>
-          <w:b w:val="0"/>
-          <w:i w:val="0"/>
-          <w:color w:val="16538D"/>
-          <w:sz w:val="14"/>
-        </w:rPr>
-        <w:t xml:space="preserve">▪  </w:t>
-      </w:r>
-      <w:r>
-        <w:rPr>
-          <w:rFonts w:ascii="Calibri" w:hAnsi="Calibri"/>
-          <w:b w:val="0"/>
-          <w:i w:val="0"/>
-          <w:color w:val="2D2D2D"/>
-          <w:sz w:val="17"/>
-        </w:rPr>
-        <w:t>Administered 15+ Linux servers (SLES 15, Ubuntu 22.04) ensuring 99.5% uptime across production and staging environments for business-critical applications.</w:t>
-      </w:r>
-    </w:p>
-    <w:p>
-      <w:pPr>
-        <w:spacing w:before="10" w:after="10" w:line="216" w:lineRule="exact"/>
-        <w:ind w:left="360" w:hanging="216"/>
-      </w:pPr>
-      <w:r>
-        <w:rPr>
-          <w:rFonts w:ascii="Calibri" w:hAnsi="Calibri"/>
-          <w:b w:val="0"/>
-          <w:i w:val="0"/>
-          <w:color w:val="16538D"/>
-          <w:sz w:val="14"/>
-        </w:rPr>
-        <w:t xml:space="preserve">▪  </w:t>
-      </w:r>
-      <w:r>
-        <w:rPr>
-          <w:rFonts w:ascii="Calibri" w:hAnsi="Calibri"/>
-          <w:b w:val="0"/>
-          <w:i w:val="0"/>
-          <w:color w:val="2D2D2D"/>
-          <w:sz w:val="17"/>
-        </w:rPr>
-        <w:t>Resolved 75+ P1/P2 operational incidents through systematic log analysis (/var/log/messages, journalctl, supportconfig) and root cause investigation, achieving average resolution time under 2 hours.</w:t>
-      </w:r>
-    </w:p>
-    <w:p>
-      <w:pPr>
-        <w:spacing w:before="10" w:after="10" w:line="216" w:lineRule="exact"/>
-        <w:ind w:left="360" w:hanging="216"/>
-      </w:pPr>
-      <w:r>
-        <w:rPr>
-          <w:rFonts w:ascii="Calibri" w:hAnsi="Calibri"/>
-          <w:b w:val="0"/>
-          <w:i w:val="0"/>
-          <w:color w:val="16538D"/>
-          <w:sz w:val="14"/>
-        </w:rPr>
-        <w:t xml:space="preserve">▪  </w:t>
-      </w:r>
-      <w:r>
-        <w:rPr>
-          <w:rFonts w:ascii="Calibri" w:hAnsi="Calibri"/>
-          <w:b w:val="0"/>
-          <w:i w:val="0"/>
-          <w:color w:val="2D2D2D"/>
-          <w:sz w:val="17"/>
-        </w:rPr>
-        <w:t>Provided L1/L2 technical support to 50+ end-users, resolving hardware, software, and network issues with 95% first-call resolution rate.</w:t>
-      </w:r>
-    </w:p>
-    <w:p>
-      <w:pPr>
-        <w:spacing w:before="10" w:after="10" w:line="216" w:lineRule="exact"/>
-        <w:ind w:left="360" w:hanging="216"/>
-      </w:pPr>
-      <w:r>
-        <w:rPr>
-          <w:rFonts w:ascii="Calibri" w:hAnsi="Calibri"/>
-          <w:b w:val="0"/>
-          <w:i w:val="0"/>
-          <w:color w:val="16538D"/>
-          <w:sz w:val="14"/>
-        </w:rPr>
-        <w:t xml:space="preserve">▪  </w:t>
-      </w:r>
-      <w:r>
-        <w:rPr>
-          <w:rFonts w:ascii="Calibri" w:hAnsi="Calibri"/>
-          <w:b w:val="0"/>
-          <w:i w:val="0"/>
-          <w:color w:val="2D2D2D"/>
-          <w:sz w:val="17"/>
-        </w:rPr>
-        <w:t>Managed user accounts, sudo policies, file permissions, and SSH access controls across multi-server infrastructure; enforced key-based authentication and disabled root SSH access.</w:t>
-      </w:r>
-    </w:p>
-    <w:p>
-      <w:pPr>
-        <w:spacing w:before="10" w:after="10" w:line="216" w:lineRule="exact"/>
-        <w:ind w:left="360" w:hanging="216"/>
-      </w:pPr>
-      <w:r>
-        <w:rPr>
-          <w:rFonts w:ascii="Calibri" w:hAnsi="Calibri"/>
-          <w:b w:val="0"/>
-          <w:i w:val="0"/>
-          <w:color w:val="16538D"/>
-          <w:sz w:val="14"/>
-        </w:rPr>
-        <w:t xml:space="preserve">▪  </w:t>
-      </w:r>
-      <w:r>
-        <w:rPr>
-          <w:rFonts w:ascii="Calibri" w:hAnsi="Calibri"/>
-          <w:b w:val="0"/>
-          <w:i w:val="0"/>
-          <w:color w:val="2D2D2D"/>
-          <w:sz w:val="17"/>
-        </w:rPr>
-        <w:t>Automated routine system administration tasks using Bash scripts and Ansible playbooks, reducing manual effort by 40% and saving 15+ hours per week.</w:t>
-      </w:r>
-    </w:p>
-    <w:p>
-      <w:pPr>
-        <w:spacing w:before="10" w:after="10" w:line="216" w:lineRule="exact"/>
-        <w:ind w:left="360" w:hanging="216"/>
-      </w:pPr>
-      <w:r>
-        <w:rPr>
-          <w:rFonts w:ascii="Calibri" w:hAnsi="Calibri"/>
-          <w:b w:val="0"/>
-          <w:i w:val="0"/>
-          <w:color w:val="16538D"/>
-          <w:sz w:val="14"/>
-        </w:rPr>
-        <w:t xml:space="preserve">▪  </w:t>
-      </w:r>
-      <w:r>
-        <w:rPr>
-          <w:rFonts w:ascii="Calibri" w:hAnsi="Calibri"/>
-          <w:b w:val="0"/>
-          <w:i w:val="0"/>
-          <w:color w:val="2D2D2D"/>
-          <w:sz w:val="17"/>
-        </w:rPr>
-        <w:t>Deployed and maintained Docker-based application stacks, managing container lifecycle, resource allocation, and network configuration.</w:t>
-      </w:r>
-    </w:p>
-    <w:p>
-      <w:pPr>
-        <w:spacing w:before="10" w:after="10" w:line="216" w:lineRule="exact"/>
-        <w:ind w:left="360" w:hanging="216"/>
-      </w:pPr>
-      <w:r>
-        <w:rPr>
-          <w:rFonts w:ascii="Calibri" w:hAnsi="Calibri"/>
-          <w:b w:val="0"/>
-          <w:i w:val="0"/>
-          <w:color w:val="16538D"/>
-          <w:sz w:val="14"/>
-        </w:rPr>
-        <w:t xml:space="preserve">▪  </w:t>
-      </w:r>
-      <w:r>
-        <w:rPr>
-          <w:rFonts w:ascii="Calibri" w:hAnsi="Calibri"/>
-          <w:b w:val="0"/>
-          <w:i w:val="0"/>
-          <w:color w:val="2D2D2D"/>
-          <w:sz w:val="17"/>
-        </w:rPr>
-        <w:t>Implemented server hardening measures aligned with CIS benchmarks: disabled legacy services (Telnet, FTP, rsh), configured PAM password policies, enforced firewall rules (UFW/firewalld), and enabled persistent journald logging.</w:t>
-      </w:r>
-    </w:p>
-    <w:p>
-      <w:pPr>
-        <w:spacing w:before="10" w:after="10" w:line="216" w:lineRule="exact"/>
-        <w:ind w:left="360" w:hanging="216"/>
-      </w:pPr>
-      <w:r>
-        <w:rPr>
-          <w:rFonts w:ascii="Calibri" w:hAnsi="Calibri"/>
-          <w:b w:val="0"/>
-          <w:i w:val="0"/>
-          <w:color w:val="16538D"/>
-          <w:sz w:val="14"/>
-        </w:rPr>
-        <w:t xml:space="preserve">▪  </w:t>
-      </w:r>
-      <w:r>
-        <w:rPr>
-          <w:rFonts w:ascii="Calibri" w:hAnsi="Calibri"/>
-          <w:b w:val="0"/>
-          <w:i w:val="0"/>
-          <w:color w:val="2D2D2D"/>
-          <w:sz w:val="17"/>
-        </w:rPr>
-        <w:t>Maintained comprehensive operational documentation including runbooks, SOPs, incident reports, and knowledge base articles for team reference and training.</w:t>
-      </w:r>
-    </w:p>
-    <w:p>
-      <w:pPr>
-        <w:spacing w:before="10" w:after="10" w:line="216" w:lineRule="exact"/>
-        <w:ind w:left="360" w:hanging="216"/>
-      </w:pPr>
-      <w:r>
-        <w:rPr>
-          <w:rFonts w:ascii="Calibri" w:hAnsi="Calibri"/>
-          <w:b w:val="0"/>
-          <w:i w:val="0"/>
-          <w:color w:val="16538D"/>
-          <w:sz w:val="14"/>
-        </w:rPr>
-        <w:t xml:space="preserve">▪  </w:t>
-      </w:r>
-      <w:r>
-        <w:rPr>
-          <w:rFonts w:ascii="Calibri" w:hAnsi="Calibri"/>
-          <w:b w:val="0"/>
-          <w:i w:val="0"/>
-          <w:color w:val="2D2D2D"/>
-          <w:sz w:val="17"/>
-        </w:rPr>
-        <w:t>Collaborated with cross-functional teams to deploy system patches, security updates, and configuration changes with zero downtime.</w:t>
-      </w:r>
-    </w:p>
-    <w:p>
-      <w:pPr>
-        <w:spacing w:before="120" w:after="20" w:line="240" w:lineRule="exact"/>
-      </w:pPr>
-      <w:r>
-        <w:rPr>
-          <w:rFonts w:ascii="Calibri" w:hAnsi="Calibri"/>
-          <w:b/>
-          <w:i w:val="0"/>
-          <w:color w:val="16538D"/>
-          <w:sz w:val="20"/>
-        </w:rPr>
-        <w:t>PROJECTS</w:t>
-      </w:r>
-    </w:p>
-    <w:p>
-      <w:pPr>
-        <w:spacing w:before="0" w:after="40" w:line="230" w:lineRule="exact"/>
-        <w:pBdr>
-          <w:bottom w:val="single" w:sz="8000" w:space="1" w:color="165390"/>
-        </w:pBdr>
-      </w:pPr>
-    </w:p>
-    <w:p>
-      <w:pPr>
-        <w:spacing w:before="40" w:after="20" w:line="220" w:lineRule="exact"/>
-      </w:pPr>
-      <w:r>
-        <w:rPr>
-          <w:rFonts w:ascii="Calibri" w:hAnsi="Calibri"/>
-          <w:b/>
-          <w:i w:val="0"/>
-          <w:color w:val="1A1A2E"/>
-          <w:sz w:val="18"/>
-        </w:rPr>
-        <w:t>Automated Linux Server Hardening with Ansible</w:t>
-      </w:r>
-    </w:p>
-    <w:p>
-      <w:pPr>
-        <w:spacing w:before="10" w:after="10" w:line="216" w:lineRule="exact"/>
-        <w:ind w:left="360" w:hanging="216"/>
-      </w:pPr>
-      <w:r>
-        <w:rPr>
-          <w:rFonts w:ascii="Calibri" w:hAnsi="Calibri"/>
-          <w:b w:val="0"/>
-          <w:i w:val="0"/>
-          <w:color w:val="16538D"/>
-          <w:sz w:val="14"/>
-        </w:rPr>
-        <w:t xml:space="preserve">▪  </w:t>
-      </w:r>
-      <w:r>
-        <w:rPr>
-          <w:rFonts w:ascii="Calibri" w:hAnsi="Calibri"/>
-          <w:b w:val="0"/>
-          <w:i w:val="0"/>
-          <w:color w:val="2D2D2D"/>
-          <w:sz w:val="17"/>
-        </w:rPr>
-        <w:t>Built 6 Ansible roles to automate SSH hardening, firewall enforcement (UFW/firewalld), audit logging, and compliance scanning across Ubuntu and openSUSE target servers.</w:t>
-      </w:r>
-    </w:p>
-    <w:p>
-      <w:pPr>
-        <w:spacing w:before="10" w:after="10" w:line="216" w:lineRule="exact"/>
-        <w:ind w:left="360" w:hanging="216"/>
-      </w:pPr>
-      <w:r>
-        <w:rPr>
-          <w:rFonts w:ascii="Calibri" w:hAnsi="Calibri"/>
-          <w:b w:val="0"/>
-          <w:i w:val="0"/>
-          <w:color w:val="16538D"/>
-          <w:sz w:val="14"/>
-        </w:rPr>
-        <w:t xml:space="preserve">▪  </w:t>
-      </w:r>
-      <w:r>
-        <w:rPr>
-          <w:rFonts w:ascii="Calibri" w:hAnsi="Calibri"/>
-          <w:b w:val="0"/>
-          <w:i w:val="0"/>
-          <w:color w:val="2D2D2D"/>
-          <w:sz w:val="17"/>
-        </w:rPr>
-        <w:t>Enforced CIS/NIST-aligned security baselines: disabled legacy services (Telnet, FTP, rsh), configured PAM password policies, and enabled persistent journald logging.</w:t>
-      </w:r>
-    </w:p>
-    <w:p>
-      <w:pPr>
-        <w:spacing w:before="10" w:after="10" w:line="216" w:lineRule="exact"/>
-        <w:ind w:left="360" w:hanging="216"/>
-      </w:pPr>
-      <w:r>
-        <w:rPr>
-          <w:rFonts w:ascii="Calibri" w:hAnsi="Calibri"/>
-          <w:b w:val="0"/>
-          <w:i w:val="0"/>
-          <w:color w:val="16538D"/>
-          <w:sz w:val="14"/>
-        </w:rPr>
-        <w:t xml:space="preserve">▪  </w:t>
-      </w:r>
-      <w:r>
-        <w:rPr>
-          <w:rFonts w:ascii="Calibri" w:hAnsi="Calibri"/>
-          <w:b w:val="0"/>
-          <w:i w:val="0"/>
-          <w:color w:val="2D2D2D"/>
-          <w:sz w:val="17"/>
-        </w:rPr>
-        <w:t>Integrated Lynis security auditing framework for automated post-hardening compliance validation and reporting.</w:t>
-      </w:r>
-    </w:p>
-    <w:p>
-      <w:pPr>
-        <w:spacing w:before="10" w:after="10" w:line="216" w:lineRule="exact"/>
-        <w:ind w:left="360" w:hanging="216"/>
-      </w:pPr>
-      <w:r>
-        <w:rPr>
-          <w:rFonts w:ascii="Calibri" w:hAnsi="Calibri"/>
-          <w:b w:val="0"/>
-          <w:i w:val="0"/>
-          <w:color w:val="16538D"/>
-          <w:sz w:val="14"/>
-        </w:rPr>
-        <w:t xml:space="preserve">▪  </w:t>
-      </w:r>
-      <w:r>
-        <w:rPr>
-          <w:rFonts w:ascii="Calibri" w:hAnsi="Calibri"/>
-          <w:b w:val="0"/>
-          <w:i w:val="0"/>
-          <w:color w:val="2D2D2D"/>
-          <w:sz w:val="17"/>
-        </w:rPr>
-        <w:t>Result: Reduced security audit preparation time by 60% and ensured 100% compliance across all managed servers.</w:t>
-      </w:r>
-    </w:p>
-    <w:p>
-      <w:pPr>
-        <w:spacing w:before="60" w:after="20" w:line="220" w:lineRule="exact"/>
-      </w:pPr>
-      <w:r>
-        <w:rPr>
-          <w:rFonts w:ascii="Calibri" w:hAnsi="Calibri"/>
-          <w:b/>
-          <w:i w:val="0"/>
-          <w:color w:val="1A1A2E"/>
-          <w:sz w:val="18"/>
-        </w:rPr>
-        <w:t>High-Availability Cluster Incident Investigation &amp; Root Cause Analysis</w:t>
-      </w:r>
-    </w:p>
-    <w:p>
-      <w:pPr>
-        <w:spacing w:before="10" w:after="10" w:line="216" w:lineRule="exact"/>
-        <w:ind w:left="360" w:hanging="216"/>
-      </w:pPr>
-      <w:r>
-        <w:rPr>
-          <w:rFonts w:ascii="Calibri" w:hAnsi="Calibri"/>
-          <w:b w:val="0"/>
-          <w:i w:val="0"/>
-          <w:color w:val="16538D"/>
-          <w:sz w:val="14"/>
-        </w:rPr>
-        <w:t xml:space="preserve">▪  </w:t>
-      </w:r>
-      <w:r>
-        <w:rPr>
-          <w:rFonts w:ascii="Calibri" w:hAnsi="Calibri"/>
-          <w:b w:val="0"/>
-          <w:i w:val="0"/>
-          <w:color w:val="2D2D2D"/>
-          <w:sz w:val="17"/>
-        </w:rPr>
-        <w:t>Conducted full Root Cause Analysis on a P1 outage in a 2-node SLES HA cluster (Pacemaker/Corosync/SBD), diagnosing a 5x watchdog reboot loop caused by network isolation and fencing failure.</w:t>
-      </w:r>
-    </w:p>
-    <w:p>
-      <w:pPr>
-        <w:spacing w:before="10" w:after="10" w:line="216" w:lineRule="exact"/>
-        <w:ind w:left="360" w:hanging="216"/>
-      </w:pPr>
-      <w:r>
-        <w:rPr>
-          <w:rFonts w:ascii="Calibri" w:hAnsi="Calibri"/>
-          <w:b w:val="0"/>
-          <w:i w:val="0"/>
-          <w:color w:val="16538D"/>
-          <w:sz w:val="14"/>
-        </w:rPr>
-        <w:t xml:space="preserve">▪  </w:t>
-      </w:r>
-      <w:r>
-        <w:rPr>
-          <w:rFonts w:ascii="Calibri" w:hAnsi="Calibri"/>
-          <w:b w:val="0"/>
-          <w:i w:val="0"/>
-          <w:color w:val="2D2D2D"/>
-          <w:sz w:val="17"/>
-        </w:rPr>
-        <w:t>Analyzed supportconfig archives, correlated corosync token timeouts, ARP table anomalies, and SBD watchdog configuration mismatches to pinpoint the cascading failure chain.</w:t>
-      </w:r>
-    </w:p>
-    <w:p>
-      <w:pPr>
-        <w:spacing w:before="10" w:after="10" w:line="216" w:lineRule="exact"/>
-        <w:ind w:left="360" w:hanging="216"/>
-      </w:pPr>
-      <w:r>
-        <w:rPr>
-          <w:rFonts w:ascii="Calibri" w:hAnsi="Calibri"/>
-          <w:b w:val="0"/>
-          <w:i w:val="0"/>
-          <w:color w:val="16538D"/>
-          <w:sz w:val="14"/>
-        </w:rPr>
-        <w:t xml:space="preserve">▪  </w:t>
-      </w:r>
-      <w:r>
-        <w:rPr>
-          <w:rFonts w:ascii="Calibri" w:hAnsi="Calibri"/>
-          <w:b w:val="0"/>
-          <w:i w:val="0"/>
-          <w:color w:val="2D2D2D"/>
-          <w:sz w:val="17"/>
-        </w:rPr>
-        <w:t>Documented detailed incident timeline, technical findings, and remediation plan including Corosync QDevice and dual-ring network architecture recommendations.</w:t>
-      </w:r>
-    </w:p>
-    <w:p>
-      <w:pPr>
-        <w:spacing w:before="10" w:after="10" w:line="216" w:lineRule="exact"/>
-        <w:ind w:left="360" w:hanging="216"/>
-      </w:pPr>
-      <w:r>
-        <w:rPr>
-          <w:rFonts w:ascii="Calibri" w:hAnsi="Calibri"/>
-          <w:b w:val="0"/>
-          <w:i w:val="0"/>
-          <w:color w:val="16538D"/>
-          <w:sz w:val="14"/>
-        </w:rPr>
-        <w:t xml:space="preserve">▪  </w:t>
-      </w:r>
-      <w:r>
-        <w:rPr>
-          <w:rFonts w:ascii="Calibri" w:hAnsi="Calibri"/>
-          <w:b w:val="0"/>
-          <w:i w:val="0"/>
-          <w:color w:val="2D2D2D"/>
-          <w:sz w:val="17"/>
-        </w:rPr>
-        <w:t>Result: Prevented recurrence of similar outages and improved cluster stability by 80%.</w:t>
-      </w:r>
-    </w:p>
-    <w:p>
-      <w:pPr>
-        <w:spacing w:before="120" w:after="20" w:line="240" w:lineRule="exact"/>
-      </w:pPr>
-      <w:r>
-        <w:rPr>
-          <w:rFonts w:ascii="Calibri" w:hAnsi="Calibri"/>
-          <w:b/>
-          <w:i w:val="0"/>
-          <w:color w:val="16538D"/>
-          <w:sz w:val="20"/>
-        </w:rPr>
-        <w:t>CERTIFICATIONS</w:t>
-      </w:r>
-    </w:p>
-    <w:p>
-      <w:pPr>
-        <w:spacing w:before="0" w:after="40" w:line="230" w:lineRule="exact"/>
-        <w:pBdr>
-          <w:bottom w:val="single" w:sz="8000" w:space="1" w:color="165390"/>
-        </w:pBdr>
-      </w:pPr>
-    </w:p>
-    <w:p>
-      <w:pPr>
-        <w:spacing w:before="10" w:after="10" w:line="216" w:lineRule="exact"/>
-        <w:ind w:left="360" w:hanging="216"/>
-      </w:pPr>
-      <w:r>
-        <w:rPr>
-          <w:rFonts w:ascii="Calibri" w:hAnsi="Calibri"/>
-          <w:b w:val="0"/>
-          <w:i w:val="0"/>
-          <w:color w:val="16538D"/>
-          <w:sz w:val="14"/>
-        </w:rPr>
-        <w:t xml:space="preserve">▪  </w:t>
-      </w:r>
-      <w:r>
-        <w:rPr>
-          <w:rFonts w:ascii="Calibri" w:hAnsi="Calibri"/>
-          <w:b w:val="0"/>
-          <w:i w:val="0"/>
-          <w:color w:val="2D2D2D"/>
-          <w:sz w:val="17"/>
-        </w:rPr>
-        <w:t>Linux Administration Training (CX-501) – Codenixia</w:t>
-      </w:r>
-    </w:p>
-    <w:p>
-      <w:pPr>
-        <w:spacing w:before="10" w:after="10" w:line="216" w:lineRule="exact"/>
-        <w:ind w:left="360" w:hanging="216"/>
-      </w:pPr>
-      <w:r>
-        <w:rPr>
-          <w:rFonts w:ascii="Calibri" w:hAnsi="Calibri"/>
-          <w:b w:val="0"/>
-          <w:i w:val="0"/>
-          <w:color w:val="16538D"/>
-          <w:sz w:val="14"/>
-        </w:rPr>
-        <w:t xml:space="preserve">▪  </w:t>
-      </w:r>
-      <w:r>
-        <w:rPr>
-          <w:rFonts w:ascii="Calibri" w:hAnsi="Calibri"/>
-          <w:b w:val="0"/>
-          <w:i w:val="0"/>
-          <w:color w:val="2D2D2D"/>
-          <w:sz w:val="17"/>
-        </w:rPr>
-        <w:t>Linux Server Hardening &amp; Security Training (CX-701) – Codenixia</w:t>
-      </w:r>
-    </w:p>
-    <w:p>
-      <w:pPr>
-        <w:spacing w:before="10" w:after="10" w:line="216" w:lineRule="exact"/>
-        <w:ind w:left="360" w:hanging="216"/>
-      </w:pPr>
-      <w:r>
-        <w:rPr>
-          <w:rFonts w:ascii="Calibri" w:hAnsi="Calibri"/>
-          <w:b w:val="0"/>
-          <w:i w:val="0"/>
-          <w:color w:val="16538D"/>
-          <w:sz w:val="14"/>
-        </w:rPr>
-        <w:t xml:space="preserve">▪  </w:t>
-      </w:r>
-      <w:r>
-        <w:rPr>
-          <w:rFonts w:ascii="Calibri" w:hAnsi="Calibri"/>
-          <w:b w:val="0"/>
-          <w:i w:val="0"/>
-          <w:color w:val="2D2D2D"/>
-          <w:sz w:val="17"/>
-        </w:rPr>
-        <w:t>SUSE Linux Enterprise Server (SLES) Administration Training – Codenixia</w:t>
-      </w:r>
-    </w:p>
-    <w:p>
-      <w:pPr>
-        <w:spacing w:before="120" w:after="20" w:line="240" w:lineRule="exact"/>
-      </w:pPr>
-      <w:r>
-        <w:rPr>
-          <w:rFonts w:ascii="Calibri" w:hAnsi="Calibri"/>
-          <w:b/>
-          <w:i w:val="0"/>
-          <w:color w:val="16538D"/>
-          <w:sz w:val="20"/>
-        </w:rPr>
-        <w:t>EDUCATION</w:t>
-      </w:r>
-    </w:p>
-    <w:p>
-      <w:pPr>
-        <w:spacing w:before="0" w:after="40" w:line="230" w:lineRule="exact"/>
-        <w:pBdr>
-          <w:bottom w:val="single" w:sz="8000" w:space="1" w:color="165390"/>
-        </w:pBdr>
-      </w:pPr>
-    </w:p>
-    <w:p>
-      <w:pPr>
-        <w:spacing w:before="40" w:after="0" w:line="220" w:lineRule="exact"/>
-      </w:pPr>
-      <w:r>
-        <w:rPr>
-          <w:rFonts w:ascii="Calibri" w:hAnsi="Calibri"/>
-          <w:b/>
-          <w:i w:val="0"/>
-          <w:color w:val="1A1A2E"/>
-          <w:sz w:val="18"/>
-        </w:rPr>
-        <w:t>Bachelor of Technology (B.Tech) – Computer Science &amp; Engineering</w:t>
-      </w:r>
-    </w:p>
-    <w:p>
-      <w:pPr>
-        <w:spacing w:before="0" w:after="20" w:line="220" w:lineRule="exact"/>
-      </w:pPr>
-      <w:r>
-        <w:rPr>
-          <w:rFonts w:ascii="Calibri" w:hAnsi="Calibri"/>
-          <w:b w:val="0"/>
-          <w:i/>
-          <w:color w:val="2D2D2D"/>
-          <w:sz w:val="17"/>
-        </w:rPr>
-        <w:t>AKS University, Satna, Madhya Pradesh</w:t>
-      </w:r>
-      <w:r>
-        <w:rPr>
-          <w:rFonts w:ascii="Calibri" w:hAnsi="Calibri"/>
-          <w:b w:val="0"/>
-          <w:i w:val="0"/>
-          <w:color w:val="555555"/>
-          <w:sz w:val="17"/>
-        </w:rPr>
-        <w:t xml:space="preserve">  |  2022 – 2026  |  CGPA: 8.29 / 10</w:t>
-      </w:r>
-    </w:p>
-    <w:p>
-      <w:pPr>
-        <w:spacing w:before="20" w:after="20" w:line="210" w:lineRule="exact"/>
-        <w:ind w:left="144"/>
-      </w:pPr>
-      <w:r>
-        <w:rPr>
-          <w:rFonts w:ascii="Calibri" w:hAnsi="Calibri"/>
-          <w:b/>
-          <w:i w:val="0"/>
-          <w:color w:val="1A1A2E"/>
-          <w:sz w:val="17"/>
-        </w:rPr>
-        <w:t xml:space="preserve">Relevant Coursework:  </w:t>
-      </w:r>
-      <w:r>
-        <w:rPr>
-          <w:rFonts w:ascii="Calibri" w:hAnsi="Calibri"/>
-          <w:b w:val="0"/>
-          <w:i w:val="0"/>
-          <w:color w:val="2D2D2D"/>
-          <w:sz w:val="17"/>
-        </w:rPr>
-        <w:t>Operating Systems, Computer Networks, Database Management Systems, Information Security, System Administration, Data Structures &amp; Algorithms</w:t>
-      </w:r>
-    </w:p>
-    <w:p>
-      <w:pPr>
-        <w:spacing w:before="120" w:after="20" w:line="240" w:lineRule="exact"/>
-      </w:pPr>
-      <w:r>
-        <w:rPr>
-          <w:rFonts w:ascii="Calibri" w:hAnsi="Calibri"/>
-          <w:b/>
-          <w:i w:val="0"/>
-          <w:color w:val="16538D"/>
-          <w:sz w:val="20"/>
-        </w:rPr>
-        <w:t>ACHIEVEMENTS</w:t>
-      </w:r>
-    </w:p>
-    <w:p>
-      <w:pPr>
-        <w:spacing w:before="0" w:after="40" w:line="230" w:lineRule="exact"/>
-        <w:pBdr>
-          <w:bottom w:val="single" w:sz="8000" w:space="1" w:color="165390"/>
-        </w:pBdr>
-      </w:pPr>
-    </w:p>
-    <w:p>
-      <w:pPr>
-        <w:spacing w:before="10" w:after="10" w:line="216" w:lineRule="exact"/>
-        <w:ind w:left="360" w:hanging="216"/>
-      </w:pPr>
-      <w:r>
-        <w:rPr>
-          <w:rFonts w:ascii="Calibri" w:hAnsi="Calibri"/>
-          <w:b w:val="0"/>
-          <w:i w:val="0"/>
-          <w:color w:val="16538D"/>
-          <w:sz w:val="14"/>
-        </w:rPr>
-        <w:t xml:space="preserve">▪  </w:t>
-      </w:r>
-      <w:r>
-        <w:rPr>
-          <w:rFonts w:ascii="Calibri" w:hAnsi="Calibri"/>
-          <w:b w:val="0"/>
-          <w:i w:val="0"/>
-          <w:color w:val="2D2D2D"/>
-          <w:sz w:val="17"/>
-        </w:rPr>
-        <w:t>Maintained 99.5% server uptime across 15+ production Linux servers over 12+ months.</w:t>
-      </w:r>
-    </w:p>
-    <w:p>
-      <w:pPr>
-        <w:spacing w:before="10" w:after="10" w:line="216" w:lineRule="exact"/>
-        <w:ind w:left="360" w:hanging="216"/>
-      </w:pPr>
-      <w:r>
-        <w:rPr>
-          <w:rFonts w:ascii="Calibri" w:hAnsi="Calibri"/>
-          <w:b w:val="0"/>
-          <w:i w:val="0"/>
-          <w:color w:val="16538D"/>
-          <w:sz w:val="14"/>
-        </w:rPr>
-        <w:t xml:space="preserve">▪  </w:t>
-      </w:r>
-      <w:r>
-        <w:rPr>
-          <w:rFonts w:ascii="Calibri" w:hAnsi="Calibri"/>
-          <w:b w:val="0"/>
-          <w:i w:val="0"/>
-          <w:color w:val="2D2D2D"/>
-          <w:sz w:val="17"/>
-        </w:rPr>
-        <w:t>Resolved 75+ P1/P2 incidents with average resolution time under 2 hours.</w:t>
-      </w:r>
-    </w:p>
-    <w:p>
-      <w:pPr>
-        <w:spacing w:before="10" w:after="10" w:line="216" w:lineRule="exact"/>
-        <w:ind w:left="360" w:hanging="216"/>
-      </w:pPr>
-      <w:r>
-        <w:rPr>
-          <w:rFonts w:ascii="Calibri" w:hAnsi="Calibri"/>
-          <w:b w:val="0"/>
-          <w:i w:val="0"/>
-          <w:color w:val="16538D"/>
-          <w:sz w:val="14"/>
-        </w:rPr>
-        <w:t xml:space="preserve">▪  </w:t>
-      </w:r>
-      <w:r>
-        <w:rPr>
-          <w:rFonts w:ascii="Calibri" w:hAnsi="Calibri"/>
-          <w:b w:val="0"/>
-          <w:i w:val="0"/>
-          <w:color w:val="2D2D2D"/>
-          <w:sz w:val="17"/>
-        </w:rPr>
-        <w:t>Automated 40% of routine tasks, saving 15+ manual hours per week.</w:t>
-      </w:r>
-    </w:p>
-    <w:p>
-      <w:pPr>
-        <w:spacing w:before="10" w:after="10" w:line="216" w:lineRule="exact"/>
-        <w:ind w:left="360" w:hanging="216"/>
-      </w:pPr>
-      <w:r>
-        <w:rPr>
-          <w:rFonts w:ascii="Calibri" w:hAnsi="Calibri"/>
-          <w:b w:val="0"/>
-          <w:i w:val="0"/>
-          <w:color w:val="16538D"/>
-          <w:sz w:val="14"/>
-        </w:rPr>
-        <w:t xml:space="preserve">▪  </w:t>
-      </w:r>
-      <w:r>
-        <w:rPr>
-          <w:rFonts w:ascii="Calibri" w:hAnsi="Calibri"/>
-          <w:b w:val="0"/>
-          <w:i w:val="0"/>
-          <w:color w:val="2D2D2D"/>
-          <w:sz w:val="17"/>
-        </w:rPr>
-        <w:t>Implemented CIS-compliant security hardening across entire server fleet.</w:t>
-      </w:r>
-    </w:p>
-    <w:p>
-      <w:pPr>
-        <w:spacing w:before="10" w:after="10" w:line="216" w:lineRule="exact"/>
-        <w:ind w:left="360" w:hanging="216"/>
-      </w:pPr>
-      <w:r>
-        <w:rPr>
-          <w:rFonts w:ascii="Calibri" w:hAnsi="Calibri"/>
-          <w:b w:val="0"/>
-          <w:i w:val="0"/>
-          <w:color w:val="16538D"/>
-          <w:sz w:val="14"/>
-        </w:rPr>
-        <w:t xml:space="preserve">▪  </w:t>
-      </w:r>
-      <w:r>
-        <w:rPr>
-          <w:rFonts w:ascii="Calibri" w:hAnsi="Calibri"/>
-          <w:b w:val="0"/>
-          <w:i w:val="0"/>
-          <w:color w:val="2D2D2D"/>
-          <w:sz w:val="17"/>
-        </w:rPr>
-        <w:t>Achieved 95% first-call resolution rate for end-user technical support requests.</w:t>
-      </w:r>
-    </w:p>
-    <w:p>
-      <w:pPr>
-        <w:spacing w:before="120" w:after="20" w:line="240" w:lineRule="exact"/>
-      </w:pPr>
-      <w:r>
-        <w:rPr>
-          <w:rFonts w:ascii="Calibri" w:hAnsi="Calibri"/>
-          <w:b/>
-          <w:i w:val="0"/>
-          <w:color w:val="16538D"/>
-          <w:sz w:val="20"/>
-        </w:rPr>
-        <w:t>LANGUAGES</w:t>
-      </w:r>
-    </w:p>
-    <w:p>
-      <w:pPr>
-        <w:spacing w:before="0" w:after="40" w:line="230" w:lineRule="exact"/>
-        <w:pBdr>
-          <w:bottom w:val="single" w:sz="8000" w:space="1" w:color="165390"/>
-        </w:pBdr>
-      </w:pPr>
-    </w:p>
-    <w:p>
-      <w:pPr>
-        <w:spacing w:before="40" w:after="20" w:line="220" w:lineRule="exact"/>
-        <w:ind w:left="144"/>
-      </w:pPr>
-      <w:r>
-        <w:rPr>
-          <w:rFonts w:ascii="Calibri" w:hAnsi="Calibri"/>
-          <w:b/>
-          <w:i w:val="0"/>
-          <w:color w:val="2D2D2D"/>
-          <w:sz w:val="17"/>
-        </w:rPr>
-        <w:t xml:space="preserve">English </w:t>
-      </w:r>
-      <w:r>
-        <w:rPr>
-          <w:rFonts w:ascii="Calibri" w:hAnsi="Calibri"/>
-          <w:b w:val="0"/>
-          <w:i w:val="0"/>
-          <w:color w:val="2D2D2D"/>
-          <w:sz w:val="17"/>
-        </w:rPr>
-        <w:t>(Professional Working Proficiency)</w:t>
-      </w:r>
-      <w:r>
-        <w:rPr>
-          <w:rFonts w:ascii="Calibri" w:hAnsi="Calibri"/>
-          <w:b w:val="0"/>
-          <w:i w:val="0"/>
-          <w:color w:val="555555"/>
-          <w:sz w:val="17"/>
-        </w:rPr>
-        <w:t xml:space="preserve">  |  </w:t>
-      </w:r>
-      <w:r>
-        <w:rPr>
-          <w:rFonts w:ascii="Calibri" w:hAnsi="Calibri"/>
-          <w:b/>
-          <w:i w:val="0"/>
-          <w:color w:val="2D2D2D"/>
-          <w:sz w:val="17"/>
-        </w:rPr>
-        <w:t xml:space="preserve">Hindi </w:t>
-      </w:r>
-      <w:r>
-        <w:rPr>
-          <w:rFonts w:ascii="Calibri" w:hAnsi="Calibri"/>
-          <w:b w:val="0"/>
-          <w:i w:val="0"/>
-          <w:color w:val="2D2D2D"/>
-          <w:sz w:val="17"/>
-        </w:rPr>
-        <w:t>(Native)</w:t>
-      </w:r>
-    </w:p>
-    <w:p>
-      <w:pPr>
-        <w:spacing w:before="120" w:after="20" w:line="240" w:lineRule="exact"/>
-      </w:pPr>
-      <w:r>
-        <w:rPr>
-          <w:rFonts w:ascii="Calibri" w:hAnsi="Calibri"/>
-          <w:b/>
-          <w:i w:val="0"/>
-          <w:color w:val="16538D"/>
-          <w:sz w:val="20"/>
-        </w:rPr>
-        <w:t>REFERENCES</w:t>
-      </w:r>
-    </w:p>
-    <w:p>
-      <w:pPr>
-        <w:spacing w:before="0" w:after="40" w:line="230" w:lineRule="exact"/>
-        <w:pBdr>
-          <w:bottom w:val="single" w:sz="8000" w:space="1" w:color="165390"/>
-        </w:pBdr>
-      </w:pPr>
-    </w:p>
-    <w:p>
-      <w:pPr>
-        <w:spacing w:before="40" w:after="20" w:line="220" w:lineRule="exact"/>
-        <w:ind w:left="144"/>
-      </w:pPr>
-      <w:r>
-        <w:rPr>
-          <w:rFonts w:ascii="Calibri" w:hAnsi="Calibri"/>
-          <w:b w:val="0"/>
-          <w:i w:val="0"/>
-          <w:color w:val="2D2D2D"/>
-          <w:sz w:val="17"/>
-        </w:rPr>
-        <w:t xml:space="preserve">Referred by: </w:t>
-      </w:r>
-      <w:r>
-        <w:rPr>
-          <w:rFonts w:ascii="Calibri" w:hAnsi="Calibri"/>
-          <w:b/>
-          <w:i w:val="0"/>
-          <w:color w:val="2D2D2D"/>
-          <w:sz w:val="17"/>
-        </w:rPr>
-        <w:t>Mr. Chirag Sen</w:t>
+        <w:t>English (Professional)  |  Hindi (Native)</w:t>
       </w:r>
     </w:p>
     <w:sectPr>
       <w:pgSz w:w="11909" w:h="16834"/>
-      <w:pgMar w:top="510" w:right="794" w:bottom="397" w:left="794" w:header="720" w:footer="720" w:gutter="0"/>
+      <w:pgMar w:top="397" w:right="680" w:bottom="283" w:left="680" w:header="720" w:footer="720" w:gutter="0"/>
       <w:cols w:space="720"/>
       <w:docGrid w:linePitch="360"/>
     </w:sectPr>
@@ -1833,7 +1380,7 @@
     <w:rPr>
       <w:rFonts w:ascii="Calibri" w:hAnsi="Calibri"/>
       <w:color w:val="2D2D2D"/>
-      <w:sz w:val="20"/>
+      <w:sz w:val="17"/>
     </w:rPr>
   </w:style>
   <w:style w:type="paragraph" w:styleId="Header">
